--- a/backend-exhibits/google-mydrive-sharedrive-to-microsoft-onedrive-sharepoint-advanced-not-include.docx
+++ b/backend-exhibits/google-mydrive-sharedrive-to-microsoft-onedrive-sharepoint-advanced-not-include.docx
@@ -47,7 +47,7 @@
             </w:pPr>
             <w:r>
               <w:rPr>
-                <w:rFonts w:ascii="Arial" w:eastAsia="Arial" w:hAnsi="Arial" w:cs="Arial"/>
+                <w:rFonts w:ascii="Arial" w:hAnsi="Arial" w:cs="Arial" w:eastAsia="Arial"/>
                 <w:b/>
                 <w:sz w:val="21"/>
               </w:rPr>
@@ -55,7 +55,7 @@
             </w:r>
             <w:r>
               <w:rPr>
-                <w:rFonts w:ascii="Arial" w:eastAsia="Arial" w:hAnsi="Arial" w:cs="Arial"/>
+                <w:rFonts w:ascii="Arial" w:hAnsi="Arial" w:cs="Arial" w:eastAsia="Arial"/>
                 <w:b/>
                 <w:sz w:val="21"/>
               </w:rPr>
@@ -63,7 +63,7 @@
             </w:r>
             <w:r>
               <w:rPr>
-                <w:rFonts w:ascii="Arial" w:eastAsia="Arial" w:hAnsi="Arial" w:cs="Arial"/>
+                <w:rFonts w:ascii="Arial" w:hAnsi="Arial" w:cs="Arial" w:eastAsia="Arial"/>
                 <w:b/>
                 <w:sz w:val="21"/>
               </w:rPr>
@@ -89,7 +89,7 @@
           <w:p>
             <w:r>
               <w:rPr>
-                <w:rFonts w:ascii="Arial" w:eastAsia="Arial" w:hAnsi="Arial" w:cs="Arial"/>
+                <w:rFonts w:ascii="Arial" w:hAnsi="Arial" w:cs="Arial" w:eastAsia="Arial"/>
                 <w:b/>
                 <w:sz w:val="21"/>
               </w:rPr>
@@ -113,7 +113,7 @@
             </w:pPr>
             <w:r>
               <w:rPr>
-                <w:rFonts w:ascii="Arial" w:eastAsia="Arial" w:hAnsi="Arial" w:cs="Arial"/>
+                <w:rFonts w:ascii="Arial" w:hAnsi="Arial" w:cs="Arial" w:eastAsia="Arial"/>
                 <w:sz w:val="21"/>
               </w:rPr>
               <w:t>Migration of selective versions of files from source to destination. If we opt for five, the last five versions will get migrates to the destination.</w:t>
@@ -138,7 +138,7 @@
           <w:p>
             <w:r>
               <w:rPr>
-                <w:rFonts w:ascii="Arial" w:eastAsia="Arial" w:hAnsi="Arial" w:cs="Arial"/>
+                <w:rFonts w:ascii="Arial" w:hAnsi="Arial" w:cs="Arial" w:eastAsia="Arial"/>
                 <w:b/>
                 <w:sz w:val="21"/>
               </w:rPr>
@@ -162,7 +162,7 @@
             </w:pPr>
             <w:r>
               <w:rPr>
-                <w:rFonts w:ascii="Arial" w:eastAsia="Arial" w:hAnsi="Arial" w:cs="Arial"/>
+                <w:rFonts w:ascii="Arial" w:hAnsi="Arial" w:cs="Arial" w:eastAsia="Arial"/>
                 <w:sz w:val="21"/>
               </w:rPr>
               <w:t>We are not migrating Google forms.</w:t>
@@ -215,7 +215,7 @@
             </w:pPr>
             <w:r>
               <w:rPr>
-                <w:rFonts w:ascii="Arial" w:eastAsia="Arial" w:hAnsi="Arial" w:cs="Arial"/>
+                <w:rFonts w:ascii="Arial" w:hAnsi="Arial" w:cs="Arial" w:eastAsia="Arial"/>
                 <w:b/>
                 <w:sz w:val="21"/>
               </w:rPr>
@@ -223,7 +223,7 @@
             </w:r>
             <w:r>
               <w:rPr>
-                <w:rFonts w:ascii="Arial" w:eastAsia="Arial" w:hAnsi="Arial" w:cs="Arial"/>
+                <w:rFonts w:ascii="Arial" w:hAnsi="Arial" w:cs="Arial" w:eastAsia="Arial"/>
                 <w:b/>
                 <w:sz w:val="21"/>
               </w:rPr>
@@ -231,7 +231,7 @@
             </w:r>
             <w:r>
               <w:rPr>
-                <w:rFonts w:ascii="Arial" w:eastAsia="Arial" w:hAnsi="Arial" w:cs="Arial"/>
+                <w:rFonts w:ascii="Arial" w:hAnsi="Arial" w:cs="Arial" w:eastAsia="Arial"/>
                 <w:b/>
                 <w:sz w:val="21"/>
               </w:rPr>
@@ -257,7 +257,7 @@
           <w:p>
             <w:r>
               <w:rPr>
-                <w:rFonts w:ascii="Arial" w:eastAsia="Arial" w:hAnsi="Arial" w:cs="Arial"/>
+                <w:rFonts w:ascii="Arial" w:hAnsi="Arial" w:cs="Arial" w:eastAsia="Arial"/>
                 <w:b/>
                 <w:sz w:val="21"/>
               </w:rPr>
@@ -281,7 +281,7 @@
             </w:pPr>
             <w:r>
               <w:rPr>
-                <w:rFonts w:ascii="Arial" w:eastAsia="Arial" w:hAnsi="Arial" w:cs="Arial"/>
+                <w:rFonts w:ascii="Arial" w:hAnsi="Arial" w:cs="Arial" w:eastAsia="Arial"/>
                 <w:sz w:val="21"/>
               </w:rPr>
               <w:t>CloudFuze can migrate external permissions (Files/Folders shared with people of outside organizations) of files/folders to the destination along with access levels.</w:t>
@@ -306,7 +306,7 @@
           <w:p>
             <w:r>
               <w:rPr>
-                <w:rFonts w:ascii="Arial" w:eastAsia="Arial" w:hAnsi="Arial" w:cs="Arial"/>
+                <w:rFonts w:ascii="Arial" w:hAnsi="Arial" w:cs="Arial" w:eastAsia="Arial"/>
                 <w:b/>
                 <w:sz w:val="21"/>
               </w:rPr>
@@ -330,7 +330,7 @@
             </w:pPr>
             <w:r>
               <w:rPr>
-                <w:rFonts w:ascii="Arial" w:eastAsia="Arial" w:hAnsi="Arial" w:cs="Arial"/>
+                <w:rFonts w:ascii="Arial" w:hAnsi="Arial" w:cs="Arial" w:eastAsia="Arial"/>
                 <w:sz w:val="21"/>
               </w:rPr>
               <w:t>Maintaining the original timestamps, including creation and modification dates and times, when transferring data to the destination cloud.</w:t>
@@ -355,7 +355,7 @@
           <w:p>
             <w:r>
               <w:rPr>
-                <w:rFonts w:ascii="Arial" w:eastAsia="Arial" w:hAnsi="Arial" w:cs="Arial"/>
+                <w:rFonts w:ascii="Arial" w:hAnsi="Arial" w:cs="Arial" w:eastAsia="Arial"/>
                 <w:b/>
                 <w:sz w:val="21"/>
               </w:rPr>
@@ -379,7 +379,7 @@
             </w:pPr>
             <w:r>
               <w:rPr>
-                <w:rFonts w:ascii="Arial" w:eastAsia="Arial" w:hAnsi="Arial" w:cs="Arial"/>
+                <w:rFonts w:ascii="Arial" w:hAnsi="Arial" w:cs="Arial" w:eastAsia="Arial"/>
                 <w:sz w:val="21"/>
               </w:rPr>
               <w:t>The system retains the addresses of links present within a file, which point to other files in the cloud. These links' addresses will be transformed into appropriate destination formats during Migration.</w:t>
@@ -404,7 +404,7 @@
           <w:p>
             <w:r>
               <w:rPr>
-                <w:rFonts w:ascii="Arial" w:eastAsia="Arial" w:hAnsi="Arial" w:cs="Arial"/>
+                <w:rFonts w:ascii="Arial" w:hAnsi="Arial" w:cs="Arial" w:eastAsia="Arial"/>
                 <w:b/>
                 <w:sz w:val="21"/>
               </w:rPr>
@@ -428,7 +428,7 @@
             </w:pPr>
             <w:r>
               <w:rPr>
-                <w:rFonts w:ascii="Arial" w:eastAsia="Arial" w:hAnsi="Arial" w:cs="Arial"/>
+                <w:rFonts w:ascii="Arial" w:hAnsi="Arial" w:cs="Arial" w:eastAsia="Arial"/>
                 <w:sz w:val="21"/>
               </w:rPr>
               <w:t>Migration of all file versions from source to destination.</w:t>
@@ -453,7 +453,7 @@
           <w:p>
             <w:r>
               <w:rPr>
-                <w:rFonts w:ascii="Arial" w:eastAsia="Arial" w:hAnsi="Arial" w:cs="Arial"/>
+                <w:rFonts w:ascii="Arial" w:hAnsi="Arial" w:cs="Arial" w:eastAsia="Arial"/>
                 <w:b/>
                 <w:sz w:val="21"/>
               </w:rPr>
@@ -477,7 +477,7 @@
             </w:pPr>
             <w:r>
               <w:rPr>
-                <w:rFonts w:ascii="Arial" w:eastAsia="Arial" w:hAnsi="Arial" w:cs="Arial"/>
+                <w:rFonts w:ascii="Arial" w:hAnsi="Arial" w:cs="Arial" w:eastAsia="Arial"/>
                 <w:sz w:val="21"/>
               </w:rPr>
               <w:t>We are not migrating Google forms.</w:t>
@@ -533,7 +533,7 @@
             </w:pPr>
             <w:r>
               <w:rPr>
-                <w:rFonts w:ascii="Arial" w:eastAsia="Arial" w:hAnsi="Arial" w:cs="Arial"/>
+                <w:rFonts w:ascii="Arial" w:hAnsi="Arial" w:cs="Arial" w:eastAsia="Arial"/>
                 <w:b/>
                 <w:sz w:val="21"/>
               </w:rPr>
@@ -541,7 +541,7 @@
             </w:r>
             <w:r>
               <w:rPr>
-                <w:rFonts w:ascii="Arial" w:eastAsia="Arial" w:hAnsi="Arial" w:cs="Arial"/>
+                <w:rFonts w:ascii="Arial" w:hAnsi="Arial" w:cs="Arial" w:eastAsia="Arial"/>
                 <w:b/>
                 <w:sz w:val="21"/>
               </w:rPr>
@@ -549,7 +549,7 @@
             </w:r>
             <w:r>
               <w:rPr>
-                <w:rFonts w:ascii="Arial" w:eastAsia="Arial" w:hAnsi="Arial" w:cs="Arial"/>
+                <w:rFonts w:ascii="Arial" w:hAnsi="Arial" w:cs="Arial" w:eastAsia="Arial"/>
                 <w:b/>
                 <w:sz w:val="21"/>
               </w:rPr>
@@ -578,7 +578,7 @@
             </w:pPr>
             <w:r>
               <w:rPr>
-                <w:rFonts w:ascii="Arial" w:eastAsia="Arial" w:hAnsi="Arial" w:cs="Arial"/>
+                <w:rFonts w:ascii="Arial" w:hAnsi="Arial" w:cs="Arial" w:eastAsia="Arial"/>
                 <w:b/>
                 <w:sz w:val="21"/>
               </w:rPr>
@@ -599,7 +599,7 @@
           <w:p>
             <w:r>
               <w:rPr>
-                <w:rFonts w:ascii="Arial" w:eastAsia="Arial" w:hAnsi="Arial" w:cs="Arial"/>
+                <w:rFonts w:ascii="Arial" w:hAnsi="Arial" w:cs="Arial" w:eastAsia="Arial"/>
                 <w:sz w:val="21"/>
               </w:rPr>
               <w:t>Migration of selective versions of files from source to destination. If we opt for five, the last five versions will get migrates to the destination.</w:t>
@@ -627,7 +627,7 @@
             </w:pPr>
             <w:r>
               <w:rPr>
-                <w:rFonts w:ascii="Arial" w:eastAsia="Arial" w:hAnsi="Arial" w:cs="Arial"/>
+                <w:rFonts w:ascii="Arial" w:hAnsi="Arial" w:cs="Arial" w:eastAsia="Arial"/>
                 <w:b/>
                 <w:sz w:val="21"/>
               </w:rPr>
@@ -648,7 +648,7 @@
           <w:p>
             <w:r>
               <w:rPr>
-                <w:rFonts w:ascii="Arial" w:eastAsia="Arial" w:hAnsi="Arial" w:cs="Arial"/>
+                <w:rFonts w:ascii="Arial" w:hAnsi="Arial" w:cs="Arial" w:eastAsia="Arial"/>
                 <w:sz w:val="21"/>
               </w:rPr>
               <w:t>CloudFuze preserves all inner file permissions along with access levels.</w:t>
@@ -676,7 +676,7 @@
             </w:pPr>
             <w:r>
               <w:rPr>
-                <w:rFonts w:ascii="Arial" w:eastAsia="Arial" w:hAnsi="Arial" w:cs="Arial"/>
+                <w:rFonts w:ascii="Arial" w:hAnsi="Arial" w:cs="Arial" w:eastAsia="Arial"/>
                 <w:b/>
                 <w:sz w:val="21"/>
               </w:rPr>
@@ -697,7 +697,7 @@
           <w:p>
             <w:r>
               <w:rPr>
-                <w:rFonts w:ascii="Arial" w:eastAsia="Arial" w:hAnsi="Arial" w:cs="Arial"/>
+                <w:rFonts w:ascii="Arial" w:hAnsi="Arial" w:cs="Arial" w:eastAsia="Arial"/>
                 <w:sz w:val="21"/>
               </w:rPr>
               <w:t>Inline file comments of the box will be migrated to the destination cloud. All the file comments will preserve in the CSV formatted file in the destination.</w:t>
@@ -759,7 +759,7 @@
             </w:pPr>
             <w:r>
               <w:rPr>
-                <w:rFonts w:ascii="Arial" w:eastAsia="Arial" w:hAnsi="Arial" w:cs="Arial"/>
+                <w:rFonts w:ascii="Arial" w:hAnsi="Arial" w:cs="Arial" w:eastAsia="Arial"/>
                 <w:b/>
                 <w:sz w:val="21"/>
               </w:rPr>
@@ -768,7 +768,7 @@
             </w:r>
             <w:r>
               <w:rPr>
-                <w:rFonts w:ascii="Arial" w:eastAsia="Arial" w:hAnsi="Arial" w:cs="Arial"/>
+                <w:rFonts w:ascii="Arial" w:hAnsi="Arial" w:cs="Arial" w:eastAsia="Arial"/>
                 <w:b/>
                 <w:sz w:val="21"/>
               </w:rPr>
@@ -776,7 +776,7 @@
             </w:r>
             <w:r>
               <w:rPr>
-                <w:rFonts w:ascii="Arial" w:eastAsia="Arial" w:hAnsi="Arial" w:cs="Arial"/>
+                <w:rFonts w:ascii="Arial" w:hAnsi="Arial" w:cs="Arial" w:eastAsia="Arial"/>
                 <w:b/>
                 <w:sz w:val="21"/>
               </w:rPr>
@@ -784,7 +784,7 @@
             </w:r>
             <w:r>
               <w:rPr>
-                <w:rFonts w:ascii="Arial" w:eastAsia="Arial" w:hAnsi="Arial" w:cs="Arial"/>
+                <w:rFonts w:ascii="Arial" w:hAnsi="Arial" w:cs="Arial" w:eastAsia="Arial"/>
                 <w:b/>
                 <w:sz w:val="21"/>
               </w:rPr>
@@ -792,7 +792,7 @@
             </w:r>
             <w:r>
               <w:rPr>
-                <w:rFonts w:ascii="Arial" w:eastAsia="Arial" w:hAnsi="Arial" w:cs="Arial"/>
+                <w:rFonts w:ascii="Arial" w:hAnsi="Arial" w:cs="Arial" w:eastAsia="Arial"/>
                 <w:b/>
                 <w:sz w:val="21"/>
               </w:rPr>
@@ -821,7 +821,7 @@
             </w:pPr>
             <w:r>
               <w:rPr>
-                <w:rFonts w:ascii="Arial" w:eastAsia="Arial" w:hAnsi="Arial" w:cs="Arial"/>
+                <w:rFonts w:ascii="Arial" w:hAnsi="Arial" w:cs="Arial" w:eastAsia="Arial"/>
                 <w:b/>
                 <w:sz w:val="21"/>
               </w:rPr>
@@ -842,7 +842,7 @@
           <w:p>
             <w:r>
               <w:rPr>
-                <w:rFonts w:ascii="Arial" w:eastAsia="Arial" w:hAnsi="Arial" w:cs="Arial"/>
+                <w:rFonts w:ascii="Arial" w:hAnsi="Arial" w:cs="Arial" w:eastAsia="Arial"/>
                 <w:sz w:val="21"/>
               </w:rPr>
               <w:t>Migration of selective versions of files from source to destination. If we opt for five, the last five versions will get migrates to the destination.</w:t>
@@ -870,9 +870,9 @@
             </w:pPr>
             <w:r>
               <w:rPr>
-                <w:rFonts w:ascii="Arial" w:eastAsia="Arial" w:hAnsi="Arial" w:cs="Arial"/>
-                <w:b/>
-                <w:sz w:val="19"/>
+                <w:rFonts w:ascii="Arial" w:hAnsi="Arial" w:cs="Arial" w:eastAsia="Arial"/>
+                <w:b/>
+                <w:sz w:val="21"/>
               </w:rPr>
               <w:t>In Line Comment</w:t>
             </w:r>
@@ -891,7 +891,7 @@
           <w:p>
             <w:r>
               <w:rPr>
-                <w:rFonts w:ascii="Arial" w:eastAsia="Arial" w:hAnsi="Arial" w:cs="Arial"/>
+                <w:rFonts w:ascii="Arial" w:hAnsi="Arial" w:cs="Arial" w:eastAsia="Arial"/>
                 <w:sz w:val="21"/>
               </w:rPr>
               <w:t>Inline file comments of the box will be migrated to the destination cloud. All the file comments will preserve in the CSV formatted file in the destination.</w:t>
@@ -919,9 +919,9 @@
             </w:pPr>
             <w:r>
               <w:rPr>
-                <w:rFonts w:ascii="Arial" w:eastAsia="Arial" w:hAnsi="Arial" w:cs="Arial"/>
-                <w:b/>
-                <w:sz w:val="19"/>
+                <w:rFonts w:ascii="Arial" w:hAnsi="Arial" w:cs="Arial" w:eastAsia="Arial"/>
+                <w:b/>
+                <w:sz w:val="21"/>
               </w:rPr>
               <w:t>Embedded Links</w:t>
             </w:r>
@@ -940,7 +940,7 @@
           <w:p>
             <w:r>
               <w:rPr>
-                <w:rFonts w:ascii="Arial" w:eastAsia="Arial" w:hAnsi="Arial" w:cs="Arial"/>
+                <w:rFonts w:ascii="Arial" w:hAnsi="Arial" w:cs="Arial" w:eastAsia="Arial"/>
                 <w:sz w:val="21"/>
               </w:rPr>
               <w:t>The system retains the addresses of links present within a file, which point to other files in the cloud. These links' addresses will be transformed into appropriate destination formats during Migration.</w:t>
@@ -964,10 +964,10 @@
   <w:docDefaults>
     <w:rPrDefault>
       <w:rPr>
-        <w:rFonts w:asciiTheme="minorHAnsi" w:eastAsiaTheme="minorEastAsia" w:hAnsiTheme="minorHAnsi" w:cstheme="minorBidi"/>
+        <w:rFonts w:ascii="Arial" w:hAnsi="Arial" w:cs="Arial" w:eastAsia="Arial"/>
         <w:kern w:val="2"/>
-        <w:sz w:val="24"/>
-        <w:szCs w:val="24"/>
+        <w:sz w:val="21"/>
+        <w:szCs w:val="21"/>
         <w:lang w:val="en-IN" w:eastAsia="en-IN" w:bidi="ar-SA"/>
         <w14:ligatures w14:val="standardContextual"/>
       </w:rPr>
@@ -1363,9 +1363,9 @@
       <w:spacing w:line="259" w:lineRule="auto"/>
     </w:pPr>
     <w:rPr>
-      <w:rFonts w:ascii="Calibri" w:eastAsia="Calibri" w:hAnsi="Calibri" w:cs="Calibri"/>
+      <w:rFonts w:ascii="Arial" w:hAnsi="Arial" w:cs="Arial" w:eastAsia="Arial"/>
       <w:color w:val="000000"/>
-      <w:sz w:val="22"/>
+      <w:sz w:val="21"/>
     </w:rPr>
   </w:style>
   <w:style w:type="character" w:default="1" w:styleId="DefaultParagraphFont">
